--- a/arquitectura/Diagrama de la arquitectura Front.docx
+++ b/arquitectura/Diagrama de la arquitectura Front.docx
@@ -9,6 +9,9 @@
     </w:p>
     <w:p>
       <w:r>
+        <w:rPr>
+          <w:noProof/>
+        </w:rPr>
         <w:drawing>
           <wp:inline distT="0" distB="0" distL="0" distR="0" wp14:anchorId="684AEF39" wp14:editId="189E8F4E">
             <wp:extent cx="5943600" cy="5180330"/>
@@ -62,6 +65,9 @@
     </w:p>
     <w:p>
       <w:r>
+        <w:rPr>
+          <w:noProof/>
+        </w:rPr>
         <w:drawing>
           <wp:inline distT="0" distB="0" distL="0" distR="0" wp14:anchorId="516FB5B5" wp14:editId="2797BBEA">
             <wp:extent cx="5619750" cy="5105400"/>
@@ -114,73 +120,44 @@
     </w:p>
     <w:p/>
     <w:p>
-      <w:r>
-        <w:t xml:space="preserve">Documentacion Ingreso al sistema </w:t>
-      </w:r>
-    </w:p>
-    <w:p>
-      <w:r>
-        <w:t>Usuarios</w:t>
-      </w:r>
-    </w:p>
-    <w:p>
-      <w:proofErr w:type="spellStart"/>
-      <w:r>
+      <w:pPr>
         <w:rPr>
           <w:b/>
           <w:bCs/>
         </w:rPr>
-        <w:t>admin</w:t>
-      </w:r>
-      <w:proofErr w:type="spellEnd"/>
-      <w:r>
-        <w:t> - Acceso total a todas las opciones</w:t>
-      </w:r>
-    </w:p>
-    <w:p>
-      <w:proofErr w:type="spellStart"/>
+      </w:pPr>
       <w:r>
         <w:rPr>
           <w:b/>
           <w:bCs/>
         </w:rPr>
-        <w:t>user</w:t>
-      </w:r>
-      <w:proofErr w:type="spellEnd"/>
-      <w:r>
-        <w:t xml:space="preserve"> - Acceso limitado (primeras </w:t>
-      </w:r>
-      <w:r>
-        <w:t>3</w:t>
-      </w:r>
-      <w:r>
-        <w:t xml:space="preserve"> opciones)</w:t>
-      </w:r>
-    </w:p>
-    <w:p/>
-    <w:p/>
+        <w:t>Consumo del servicio</w:t>
+      </w:r>
+    </w:p>
+    <w:p>
+      <w:r>
+        <w:t>Proyecto-prueba\Front\MVP</w:t>
+      </w:r>
+      <w:r>
+        <w:t>/</w:t>
+      </w:r>
+      <w:r>
+        <w:t>proyecto\src\app\core\services\api.service.ts</w:t>
+      </w:r>
+    </w:p>
+    <w:p>
+      <w:r>
+        <w:t>Proyecto-prueba\Front\MVP-proyecto\src\app\pages\dashboard\dashboard.ts</w:t>
+      </w:r>
+    </w:p>
     <w:p>
       <w:r>
         <w:lastRenderedPageBreak/>
-        <w:t xml:space="preserve">Pantallas de </w:t>
-      </w:r>
-      <w:proofErr w:type="spellStart"/>
-      <w:r>
-        <w:rPr>
-          <w:b/>
-          <w:bCs/>
-        </w:rPr>
-        <w:t>Admin</w:t>
-      </w:r>
-      <w:proofErr w:type="spellEnd"/>
-    </w:p>
-    <w:p>
-      <w:r>
         <w:drawing>
-          <wp:inline distT="0" distB="0" distL="0" distR="0" wp14:anchorId="35425A62" wp14:editId="5148F735">
-            <wp:extent cx="5943600" cy="2980690"/>
+          <wp:inline distT="0" distB="0" distL="0" distR="0" wp14:anchorId="187AC2B8" wp14:editId="3A8085F8">
+            <wp:extent cx="5943600" cy="7342505"/>
             <wp:effectExtent l="0" t="0" r="0" b="0"/>
-            <wp:docPr id="1604411881" name="Imagen 1"/>
+            <wp:docPr id="1868632685" name="Imagen 1"/>
             <wp:cNvGraphicFramePr>
               <a:graphicFrameLocks xmlns:a="http://schemas.openxmlformats.org/drawingml/2006/main" noChangeAspect="1"/>
             </wp:cNvGraphicFramePr>
@@ -188,7 +165,7 @@
               <a:graphicData uri="http://schemas.openxmlformats.org/drawingml/2006/picture">
                 <pic:pic xmlns:pic="http://schemas.openxmlformats.org/drawingml/2006/picture">
                   <pic:nvPicPr>
-                    <pic:cNvPr id="1604411881" name=""/>
+                    <pic:cNvPr id="1868632685" name=""/>
                     <pic:cNvPicPr/>
                   </pic:nvPicPr>
                   <pic:blipFill>
@@ -200,7 +177,7 @@
                   <pic:spPr>
                     <a:xfrm>
                       <a:off x="0" y="0"/>
-                      <a:ext cx="5943600" cy="2980690"/>
+                      <a:ext cx="5943600" cy="7342505"/>
                     </a:xfrm>
                     <a:prstGeom prst="rect">
                       <a:avLst/>
@@ -215,11 +192,55 @@
     </w:p>
     <w:p>
       <w:r>
+        <w:lastRenderedPageBreak/>
         <w:drawing>
-          <wp:inline distT="0" distB="0" distL="0" distR="0" wp14:anchorId="7333A859" wp14:editId="4D84D543">
+          <wp:inline distT="0" distB="0" distL="0" distR="0" wp14:anchorId="2729FA5E" wp14:editId="60666490">
+            <wp:extent cx="5943600" cy="6553200"/>
+            <wp:effectExtent l="0" t="0" r="0" b="0"/>
+            <wp:docPr id="1862028507" name="Imagen 1"/>
+            <wp:cNvGraphicFramePr>
+              <a:graphicFrameLocks xmlns:a="http://schemas.openxmlformats.org/drawingml/2006/main" noChangeAspect="1"/>
+            </wp:cNvGraphicFramePr>
+            <a:graphic xmlns:a="http://schemas.openxmlformats.org/drawingml/2006/main">
+              <a:graphicData uri="http://schemas.openxmlformats.org/drawingml/2006/picture">
+                <pic:pic xmlns:pic="http://schemas.openxmlformats.org/drawingml/2006/picture">
+                  <pic:nvPicPr>
+                    <pic:cNvPr id="1862028507" name=""/>
+                    <pic:cNvPicPr/>
+                  </pic:nvPicPr>
+                  <pic:blipFill>
+                    <a:blip r:embed="rId7"/>
+                    <a:stretch>
+                      <a:fillRect/>
+                    </a:stretch>
+                  </pic:blipFill>
+                  <pic:spPr>
+                    <a:xfrm>
+                      <a:off x="0" y="0"/>
+                      <a:ext cx="5943600" cy="6553200"/>
+                    </a:xfrm>
+                    <a:prstGeom prst="rect">
+                      <a:avLst/>
+                    </a:prstGeom>
+                  </pic:spPr>
+                </pic:pic>
+              </a:graphicData>
+            </a:graphic>
+          </wp:inline>
+        </w:drawing>
+      </w:r>
+    </w:p>
+    <w:p>
+      <w:r>
+        <w:rPr>
+          <w:noProof/>
+        </w:rPr>
+        <w:lastRenderedPageBreak/>
+        <w:drawing>
+          <wp:inline distT="0" distB="0" distL="0" distR="0" wp14:anchorId="2FB18FE6" wp14:editId="31340E9B">
             <wp:extent cx="5943600" cy="2943225"/>
             <wp:effectExtent l="0" t="0" r="0" b="9525"/>
-            <wp:docPr id="1517361982" name="Imagen 1"/>
+            <wp:docPr id="117959434" name="Imagen 1"/>
             <wp:cNvGraphicFramePr>
               <a:graphicFrameLocks xmlns:a="http://schemas.openxmlformats.org/drawingml/2006/main" noChangeAspect="1"/>
             </wp:cNvGraphicFramePr>
@@ -231,7 +252,7 @@
                     <pic:cNvPicPr/>
                   </pic:nvPicPr>
                   <pic:blipFill>
-                    <a:blip r:embed="rId7"/>
+                    <a:blip r:embed="rId8"/>
                     <a:stretch>
                       <a:fillRect/>
                     </a:stretch>
@@ -252,14 +273,78 @@
         </w:drawing>
       </w:r>
     </w:p>
-    <w:p>
-      <w:r>
+    <w:p/>
+    <w:p>
+      <w:r>
+        <w:t xml:space="preserve">Documentacion Ingreso al sistema </w:t>
+      </w:r>
+    </w:p>
+    <w:p>
+      <w:r>
+        <w:t>Usuarios</w:t>
+      </w:r>
+    </w:p>
+    <w:p>
+      <w:proofErr w:type="spellStart"/>
+      <w:r>
+        <w:rPr>
+          <w:b/>
+          <w:bCs/>
+        </w:rPr>
+        <w:t>admin</w:t>
+      </w:r>
+      <w:proofErr w:type="spellEnd"/>
+      <w:r>
+        <w:t> - Acceso total a todas las opciones</w:t>
+      </w:r>
+    </w:p>
+    <w:p>
+      <w:proofErr w:type="spellStart"/>
+      <w:r>
+        <w:rPr>
+          <w:b/>
+          <w:bCs/>
+        </w:rPr>
+        <w:t>user</w:t>
+      </w:r>
+      <w:proofErr w:type="spellEnd"/>
+      <w:r>
+        <w:t xml:space="preserve"> - Acceso limitado (primeras </w:t>
+      </w:r>
+      <w:r>
+        <w:t>3</w:t>
+      </w:r>
+      <w:r>
+        <w:t xml:space="preserve"> opciones)</w:t>
+      </w:r>
+    </w:p>
+    <w:p/>
+    <w:p/>
+    <w:p>
+      <w:r>
+        <w:t xml:space="preserve">Pantallas de </w:t>
+      </w:r>
+      <w:proofErr w:type="spellStart"/>
+      <w:r>
+        <w:rPr>
+          <w:b/>
+          <w:bCs/>
+        </w:rPr>
+        <w:t>Admin</w:t>
+      </w:r>
+      <w:proofErr w:type="spellEnd"/>
+    </w:p>
+    <w:p>
+      <w:r>
+        <w:rPr>
+          <w:noProof/>
+        </w:rPr>
         <w:lastRenderedPageBreak/>
         <w:drawing>
-          <wp:inline distT="0" distB="0" distL="0" distR="0" wp14:anchorId="325E51B9" wp14:editId="2F6CEB31">
-            <wp:extent cx="5943600" cy="2947670"/>
-            <wp:effectExtent l="0" t="0" r="0" b="5080"/>
-            <wp:docPr id="2090537825" name="Imagen 1"/>
+          <wp:inline distT="0" distB="0" distL="0" distR="0" wp14:anchorId="35425A62" wp14:editId="5148F735">
+            <wp:extent cx="5943600" cy="2980690"/>
+            <wp:effectExtent l="0" t="0" r="0" b="0"/>
+            <wp:docPr id="1604411881" name="Imagen 1"/>
             <wp:cNvGraphicFramePr>
               <a:graphicFrameLocks xmlns:a="http://schemas.openxmlformats.org/drawingml/2006/main" noChangeAspect="1"/>
             </wp:cNvGraphicFramePr>
@@ -267,60 +352,7 @@
               <a:graphicData uri="http://schemas.openxmlformats.org/drawingml/2006/picture">
                 <pic:pic xmlns:pic="http://schemas.openxmlformats.org/drawingml/2006/picture">
                   <pic:nvPicPr>
-                    <pic:cNvPr id="2090537825" name=""/>
-                    <pic:cNvPicPr/>
-                  </pic:nvPicPr>
-                  <pic:blipFill>
-                    <a:blip r:embed="rId8"/>
-                    <a:stretch>
-                      <a:fillRect/>
-                    </a:stretch>
-                  </pic:blipFill>
-                  <pic:spPr>
-                    <a:xfrm>
-                      <a:off x="0" y="0"/>
-                      <a:ext cx="5943600" cy="2947670"/>
-                    </a:xfrm>
-                    <a:prstGeom prst="rect">
-                      <a:avLst/>
-                    </a:prstGeom>
-                  </pic:spPr>
-                </pic:pic>
-              </a:graphicData>
-            </a:graphic>
-          </wp:inline>
-        </w:drawing>
-      </w:r>
-    </w:p>
-    <w:p>
-      <w:r>
-        <w:t xml:space="preserve">Pantallas de </w:t>
-      </w:r>
-      <w:proofErr w:type="spellStart"/>
-      <w:r>
-        <w:rPr>
-          <w:b/>
-          <w:bCs/>
-        </w:rPr>
-        <w:t>User</w:t>
-      </w:r>
-      <w:proofErr w:type="spellEnd"/>
-    </w:p>
-    <w:p>
-      <w:r>
-        <w:drawing>
-          <wp:inline distT="0" distB="0" distL="0" distR="0" wp14:anchorId="643EE06A" wp14:editId="0ACD791D">
-            <wp:extent cx="5943600" cy="2980690"/>
-            <wp:effectExtent l="0" t="0" r="0" b="0"/>
-            <wp:docPr id="121813712" name="Imagen 1"/>
-            <wp:cNvGraphicFramePr>
-              <a:graphicFrameLocks xmlns:a="http://schemas.openxmlformats.org/drawingml/2006/main" noChangeAspect="1"/>
-            </wp:cNvGraphicFramePr>
-            <a:graphic xmlns:a="http://schemas.openxmlformats.org/drawingml/2006/main">
-              <a:graphicData uri="http://schemas.openxmlformats.org/drawingml/2006/picture">
-                <pic:pic xmlns:pic="http://schemas.openxmlformats.org/drawingml/2006/picture">
-                  <pic:nvPicPr>
-                    <pic:cNvPr id="121813712" name=""/>
+                    <pic:cNvPr id="1604411881" name=""/>
                     <pic:cNvPicPr/>
                   </pic:nvPicPr>
                   <pic:blipFill>
@@ -347,12 +379,14 @@
     </w:p>
     <w:p>
       <w:r>
-        <w:lastRenderedPageBreak/>
+        <w:rPr>
+          <w:noProof/>
+        </w:rPr>
         <w:drawing>
-          <wp:inline distT="0" distB="0" distL="0" distR="0" wp14:anchorId="475CF52C" wp14:editId="3555F5B4">
+          <wp:inline distT="0" distB="0" distL="0" distR="0" wp14:anchorId="7333A859" wp14:editId="4D84D543">
             <wp:extent cx="5943600" cy="2943225"/>
             <wp:effectExtent l="0" t="0" r="0" b="9525"/>
-            <wp:docPr id="67573758" name="Imagen 1"/>
+            <wp:docPr id="1517361982" name="Imagen 1"/>
             <wp:cNvGraphicFramePr>
               <a:graphicFrameLocks xmlns:a="http://schemas.openxmlformats.org/drawingml/2006/main" noChangeAspect="1"/>
             </wp:cNvGraphicFramePr>
@@ -360,11 +394,11 @@
               <a:graphicData uri="http://schemas.openxmlformats.org/drawingml/2006/picture">
                 <pic:pic xmlns:pic="http://schemas.openxmlformats.org/drawingml/2006/picture">
                   <pic:nvPicPr>
-                    <pic:cNvPr id="67573758" name=""/>
+                    <pic:cNvPr id="1517361982" name=""/>
                     <pic:cNvPicPr/>
                   </pic:nvPicPr>
                   <pic:blipFill>
-                    <a:blip r:embed="rId10"/>
+                    <a:blip r:embed="rId8"/>
                     <a:stretch>
                       <a:fillRect/>
                     </a:stretch>
@@ -385,6 +419,148 @@
         </w:drawing>
       </w:r>
     </w:p>
+    <w:p>
+      <w:r>
+        <w:rPr>
+          <w:noProof/>
+        </w:rPr>
+        <w:lastRenderedPageBreak/>
+        <w:drawing>
+          <wp:inline distT="0" distB="0" distL="0" distR="0" wp14:anchorId="325E51B9" wp14:editId="2F6CEB31">
+            <wp:extent cx="5943600" cy="2947670"/>
+            <wp:effectExtent l="0" t="0" r="0" b="5080"/>
+            <wp:docPr id="2090537825" name="Imagen 1"/>
+            <wp:cNvGraphicFramePr>
+              <a:graphicFrameLocks xmlns:a="http://schemas.openxmlformats.org/drawingml/2006/main" noChangeAspect="1"/>
+            </wp:cNvGraphicFramePr>
+            <a:graphic xmlns:a="http://schemas.openxmlformats.org/drawingml/2006/main">
+              <a:graphicData uri="http://schemas.openxmlformats.org/drawingml/2006/picture">
+                <pic:pic xmlns:pic="http://schemas.openxmlformats.org/drawingml/2006/picture">
+                  <pic:nvPicPr>
+                    <pic:cNvPr id="2090537825" name=""/>
+                    <pic:cNvPicPr/>
+                  </pic:nvPicPr>
+                  <pic:blipFill>
+                    <a:blip r:embed="rId10"/>
+                    <a:stretch>
+                      <a:fillRect/>
+                    </a:stretch>
+                  </pic:blipFill>
+                  <pic:spPr>
+                    <a:xfrm>
+                      <a:off x="0" y="0"/>
+                      <a:ext cx="5943600" cy="2947670"/>
+                    </a:xfrm>
+                    <a:prstGeom prst="rect">
+                      <a:avLst/>
+                    </a:prstGeom>
+                  </pic:spPr>
+                </pic:pic>
+              </a:graphicData>
+            </a:graphic>
+          </wp:inline>
+        </w:drawing>
+      </w:r>
+    </w:p>
+    <w:p>
+      <w:r>
+        <w:t xml:space="preserve">Pantallas de </w:t>
+      </w:r>
+      <w:proofErr w:type="spellStart"/>
+      <w:r>
+        <w:rPr>
+          <w:b/>
+          <w:bCs/>
+        </w:rPr>
+        <w:t>User</w:t>
+      </w:r>
+      <w:proofErr w:type="spellEnd"/>
+    </w:p>
+    <w:p>
+      <w:r>
+        <w:rPr>
+          <w:noProof/>
+        </w:rPr>
+        <w:drawing>
+          <wp:inline distT="0" distB="0" distL="0" distR="0" wp14:anchorId="643EE06A" wp14:editId="0ACD791D">
+            <wp:extent cx="5943600" cy="2980690"/>
+            <wp:effectExtent l="0" t="0" r="0" b="0"/>
+            <wp:docPr id="121813712" name="Imagen 1"/>
+            <wp:cNvGraphicFramePr>
+              <a:graphicFrameLocks xmlns:a="http://schemas.openxmlformats.org/drawingml/2006/main" noChangeAspect="1"/>
+            </wp:cNvGraphicFramePr>
+            <a:graphic xmlns:a="http://schemas.openxmlformats.org/drawingml/2006/main">
+              <a:graphicData uri="http://schemas.openxmlformats.org/drawingml/2006/picture">
+                <pic:pic xmlns:pic="http://schemas.openxmlformats.org/drawingml/2006/picture">
+                  <pic:nvPicPr>
+                    <pic:cNvPr id="121813712" name=""/>
+                    <pic:cNvPicPr/>
+                  </pic:nvPicPr>
+                  <pic:blipFill>
+                    <a:blip r:embed="rId11"/>
+                    <a:stretch>
+                      <a:fillRect/>
+                    </a:stretch>
+                  </pic:blipFill>
+                  <pic:spPr>
+                    <a:xfrm>
+                      <a:off x="0" y="0"/>
+                      <a:ext cx="5943600" cy="2980690"/>
+                    </a:xfrm>
+                    <a:prstGeom prst="rect">
+                      <a:avLst/>
+                    </a:prstGeom>
+                  </pic:spPr>
+                </pic:pic>
+              </a:graphicData>
+            </a:graphic>
+          </wp:inline>
+        </w:drawing>
+      </w:r>
+    </w:p>
+    <w:p>
+      <w:r>
+        <w:rPr>
+          <w:noProof/>
+        </w:rPr>
+        <w:lastRenderedPageBreak/>
+        <w:drawing>
+          <wp:inline distT="0" distB="0" distL="0" distR="0" wp14:anchorId="475CF52C" wp14:editId="3555F5B4">
+            <wp:extent cx="5943600" cy="2943225"/>
+            <wp:effectExtent l="0" t="0" r="0" b="9525"/>
+            <wp:docPr id="67573758" name="Imagen 1"/>
+            <wp:cNvGraphicFramePr>
+              <a:graphicFrameLocks xmlns:a="http://schemas.openxmlformats.org/drawingml/2006/main" noChangeAspect="1"/>
+            </wp:cNvGraphicFramePr>
+            <a:graphic xmlns:a="http://schemas.openxmlformats.org/drawingml/2006/main">
+              <a:graphicData uri="http://schemas.openxmlformats.org/drawingml/2006/picture">
+                <pic:pic xmlns:pic="http://schemas.openxmlformats.org/drawingml/2006/picture">
+                  <pic:nvPicPr>
+                    <pic:cNvPr id="67573758" name=""/>
+                    <pic:cNvPicPr/>
+                  </pic:nvPicPr>
+                  <pic:blipFill>
+                    <a:blip r:embed="rId12"/>
+                    <a:stretch>
+                      <a:fillRect/>
+                    </a:stretch>
+                  </pic:blipFill>
+                  <pic:spPr>
+                    <a:xfrm>
+                      <a:off x="0" y="0"/>
+                      <a:ext cx="5943600" cy="2943225"/>
+                    </a:xfrm>
+                    <a:prstGeom prst="rect">
+                      <a:avLst/>
+                    </a:prstGeom>
+                  </pic:spPr>
+                </pic:pic>
+              </a:graphicData>
+            </a:graphic>
+          </wp:inline>
+        </w:drawing>
+      </w:r>
+    </w:p>
     <w:p/>
     <w:p>
       <w:r>
@@ -393,6 +569,9 @@
     </w:p>
     <w:p>
       <w:r>
+        <w:rPr>
+          <w:noProof/>
+        </w:rPr>
         <w:drawing>
           <wp:inline distT="0" distB="0" distL="0" distR="0" wp14:anchorId="1B0D055C" wp14:editId="795A28C8">
             <wp:extent cx="4819650" cy="4238625"/>
@@ -409,7 +588,7 @@
                     <pic:cNvPicPr/>
                   </pic:nvPicPr>
                   <pic:blipFill>
-                    <a:blip r:embed="rId11"/>
+                    <a:blip r:embed="rId13"/>
                     <a:stretch>
                       <a:fillRect/>
                     </a:stretch>
@@ -432,6 +611,9 @@
     </w:p>
     <w:p>
       <w:r>
+        <w:rPr>
+          <w:noProof/>
+        </w:rPr>
         <w:lastRenderedPageBreak/>
         <w:drawing>
           <wp:inline distT="0" distB="0" distL="0" distR="0" wp14:anchorId="5B46A8BA" wp14:editId="40C3C6BB">
@@ -449,7 +631,7 @@
                     <pic:cNvPicPr/>
                   </pic:nvPicPr>
                   <pic:blipFill>
-                    <a:blip r:embed="rId12"/>
+                    <a:blip r:embed="rId14"/>
                     <a:stretch>
                       <a:fillRect/>
                     </a:stretch>
@@ -477,6 +659,9 @@
     </w:p>
     <w:p>
       <w:r>
+        <w:rPr>
+          <w:noProof/>
+        </w:rPr>
         <w:drawing>
           <wp:inline distT="0" distB="0" distL="0" distR="0" wp14:anchorId="6C505438" wp14:editId="7D51837E">
             <wp:extent cx="5943600" cy="1259205"/>
@@ -493,7 +678,7 @@
                     <pic:cNvPicPr/>
                   </pic:nvPicPr>
                   <pic:blipFill>
-                    <a:blip r:embed="rId13"/>
+                    <a:blip r:embed="rId15"/>
                     <a:stretch>
                       <a:fillRect/>
                     </a:stretch>
@@ -516,6 +701,9 @@
     </w:p>
     <w:p>
       <w:r>
+        <w:rPr>
+          <w:noProof/>
+        </w:rPr>
         <w:lastRenderedPageBreak/>
         <w:drawing>
           <wp:inline distT="0" distB="0" distL="0" distR="0" wp14:anchorId="4536AC83" wp14:editId="61AB848C">
@@ -533,7 +721,7 @@
                     <pic:cNvPicPr/>
                   </pic:nvPicPr>
                   <pic:blipFill>
-                    <a:blip r:embed="rId14"/>
+                    <a:blip r:embed="rId16"/>
                     <a:stretch>
                       <a:fillRect/>
                     </a:stretch>
@@ -556,6 +744,9 @@
     </w:p>
     <w:p>
       <w:r>
+        <w:rPr>
+          <w:noProof/>
+        </w:rPr>
         <w:drawing>
           <wp:inline distT="0" distB="0" distL="0" distR="0" wp14:anchorId="5BBCEB23" wp14:editId="6384AF52">
             <wp:extent cx="5943600" cy="1824355"/>
@@ -572,7 +763,7 @@
                     <pic:cNvPicPr/>
                   </pic:nvPicPr>
                   <pic:blipFill>
-                    <a:blip r:embed="rId15"/>
+                    <a:blip r:embed="rId17"/>
                     <a:stretch>
                       <a:fillRect/>
                     </a:stretch>
@@ -595,6 +786,9 @@
     </w:p>
     <w:p>
       <w:r>
+        <w:rPr>
+          <w:noProof/>
+        </w:rPr>
         <w:drawing>
           <wp:inline distT="0" distB="0" distL="0" distR="0" wp14:anchorId="7CF01073" wp14:editId="12480A17">
             <wp:extent cx="5943600" cy="1887220"/>
@@ -611,7 +805,7 @@
                     <pic:cNvPicPr/>
                   </pic:nvPicPr>
                   <pic:blipFill>
-                    <a:blip r:embed="rId16"/>
+                    <a:blip r:embed="rId18"/>
                     <a:stretch>
                       <a:fillRect/>
                     </a:stretch>
@@ -1254,6 +1448,7 @@
   <w:style w:type="character" w:default="1" w:styleId="Fuentedeprrafopredeter">
     <w:name w:val="Default Paragraph Font"/>
     <w:uiPriority w:val="1"/>
+    <w:semiHidden/>
     <w:unhideWhenUsed/>
   </w:style>
   <w:style w:type="table" w:default="1" w:styleId="Tablanormal">
